--- a/דוח פרויקט מסכם אלעד גבאי ויונתן ברגיג.docx
+++ b/דוח פרויקט מסכם אלעד גבאי ויונתן ברגיג.docx
@@ -6,7 +6,7 @@
       <w:pPr>
         <w:jc w:val="center"/>
         <w:rPr>
-          <w:rFonts w:cs="Arial" w:hint="cs"/>
+          <w:rFonts w:cs="Arial"/>
           <w:b/>
           <w:bCs/>
           <w:sz w:val="28"/>
@@ -1109,7 +1109,7 @@
         </w:rPr>
         <w:lastRenderedPageBreak/>
         <w:drawing>
-          <wp:anchor distT="0" distB="0" distL="114300" distR="114300" simplePos="0" relativeHeight="251658240" behindDoc="0" locked="0" layoutInCell="1" allowOverlap="1" wp14:anchorId="2D7A5B9D" wp14:editId="141AEE5D">
+          <wp:anchor distT="0" distB="0" distL="114300" distR="114300" simplePos="0" relativeHeight="251658240" behindDoc="0" locked="0" layoutInCell="1" allowOverlap="1" wp14:anchorId="2D7A5B9D" wp14:editId="0458A0BD">
             <wp:simplePos x="0" y="0"/>
             <wp:positionH relativeFrom="column">
               <wp:posOffset>-461645</wp:posOffset>
@@ -1165,7 +1165,7 @@
     <w:p>
       <w:pPr>
         <w:rPr>
-          <w:rFonts w:cs="Arial" w:hint="cs"/>
+          <w:rFonts w:cs="Arial"/>
           <w:b/>
           <w:bCs/>
           <w:rtl/>
@@ -1216,6 +1216,7 @@
       <w:r>
         <w:rPr>
           <w:rFonts w:cs="Arial"/>
+          <w:noProof/>
           <w:rtl/>
         </w:rPr>
         <w:drawing>
@@ -1409,6 +1410,7 @@
       <w:r>
         <w:rPr>
           <w:rFonts w:cs="Arial"/>
+          <w:noProof/>
           <w:rtl/>
         </w:rPr>
         <w:drawing>
@@ -1620,6 +1622,7 @@
       <w:r>
         <w:rPr>
           <w:rFonts w:cs="Arial"/>
+          <w:noProof/>
           <w:rtl/>
         </w:rPr>
         <w:lastRenderedPageBreak/>
@@ -3264,6 +3267,7 @@
           <w:rFonts w:cs="Arial"/>
           <w:b/>
           <w:bCs/>
+          <w:noProof/>
         </w:rPr>
         <w:drawing>
           <wp:anchor distT="0" distB="0" distL="114300" distR="114300" simplePos="0" relativeHeight="251660288" behindDoc="0" locked="0" layoutInCell="1" allowOverlap="1" wp14:anchorId="1DC2B962" wp14:editId="55E96F7E">
@@ -3432,6 +3436,7 @@
           <w:rFonts w:cs="Arial"/>
           <w:b/>
           <w:bCs/>
+          <w:noProof/>
         </w:rPr>
         <w:lastRenderedPageBreak/>
         <w:drawing>
@@ -3502,6 +3507,7 @@
           <w:rFonts w:cs="Arial"/>
           <w:b/>
           <w:bCs/>
+          <w:noProof/>
         </w:rPr>
         <w:drawing>
           <wp:inline distT="0" distB="0" distL="0" distR="0" wp14:anchorId="354A2A76" wp14:editId="091BA204">
@@ -3566,6 +3572,7 @@
           <w:rFonts w:cs="Arial"/>
           <w:b/>
           <w:bCs/>
+          <w:noProof/>
         </w:rPr>
         <w:drawing>
           <wp:anchor distT="0" distB="0" distL="114300" distR="114300" simplePos="0" relativeHeight="251662336" behindDoc="0" locked="0" layoutInCell="1" allowOverlap="1" wp14:anchorId="10712E88" wp14:editId="6B11133B">
@@ -3663,10 +3670,11 @@
       <w:r>
         <w:rPr>
           <w:rFonts w:cs="Arial"/>
+          <w:noProof/>
           <w:rtl/>
         </w:rPr>
         <w:drawing>
-          <wp:anchor distT="0" distB="0" distL="114300" distR="114300" simplePos="0" relativeHeight="251659264" behindDoc="0" locked="0" layoutInCell="1" allowOverlap="1" wp14:anchorId="5187B776" wp14:editId="53A49480">
+          <wp:anchor distT="0" distB="0" distL="114300" distR="114300" simplePos="0" relativeHeight="251659264" behindDoc="0" locked="0" layoutInCell="1" allowOverlap="1" wp14:anchorId="5187B776" wp14:editId="062CEBA4">
             <wp:simplePos x="0" y="0"/>
             <wp:positionH relativeFrom="column">
               <wp:posOffset>-231981</wp:posOffset>
@@ -4740,15 +4748,101 @@
       <w:pPr>
         <w:rPr>
           <w:rFonts w:cs="Arial"/>
-        </w:rPr>
-      </w:pPr>
+          <w:rtl/>
+        </w:rPr>
+      </w:pPr>
+    </w:p>
+    <w:p>
+      <w:pPr>
+        <w:rPr>
+          <w:rFonts w:cs="Arial"/>
+          <w:rtl/>
+        </w:rPr>
+      </w:pPr>
+    </w:p>
+    <w:p>
+      <w:pPr>
+        <w:rPr>
+          <w:rFonts w:cs="Arial" w:hint="cs"/>
+          <w:b/>
+          <w:bCs/>
+          <w:sz w:val="32"/>
+          <w:szCs w:val="32"/>
+          <w:u w:val="single"/>
+          <w:rtl/>
+        </w:rPr>
+      </w:pPr>
+      <w:r>
+        <w:rPr>
+          <w:rFonts w:cs="Arial" w:hint="cs"/>
+          <w:b/>
+          <w:bCs/>
+          <w:sz w:val="32"/>
+          <w:szCs w:val="32"/>
+          <w:highlight w:val="blue"/>
+          <w:u w:val="single"/>
+          <w:rtl/>
+        </w:rPr>
+        <w:t>לינק לפרויקט ב</w:t>
+      </w:r>
+      <w:proofErr w:type="spellStart"/>
+      <w:r>
+        <w:rPr>
+          <w:rFonts w:cs="Arial"/>
+          <w:b/>
+          <w:bCs/>
+          <w:sz w:val="32"/>
+          <w:szCs w:val="32"/>
+          <w:highlight w:val="blue"/>
+          <w:u w:val="single"/>
+        </w:rPr>
+        <w:t>github</w:t>
+      </w:r>
+      <w:proofErr w:type="spellEnd"/>
+      <w:r>
+        <w:rPr>
+          <w:rFonts w:cs="Arial" w:hint="cs"/>
+          <w:b/>
+          <w:bCs/>
+          <w:sz w:val="32"/>
+          <w:szCs w:val="32"/>
+          <w:highlight w:val="blue"/>
+          <w:u w:val="single"/>
+          <w:rtl/>
+        </w:rPr>
+        <w:t xml:space="preserve">: </w:t>
+      </w:r>
+      <w:r>
+        <w:rPr>
+          <w:rFonts w:cs="Arial"/>
+          <w:b/>
+          <w:bCs/>
+          <w:sz w:val="32"/>
+          <w:szCs w:val="32"/>
+          <w:highlight w:val="blue"/>
+          <w:u w:val="single"/>
+        </w:rPr>
+        <w:t>https://github.com/eladg123/EladYonatanProject/tree/main</w:t>
+      </w:r>
+      <w:r>
+        <w:rPr>
+          <w:rFonts w:cs="Arial"/>
+          <w:b/>
+          <w:bCs/>
+          <w:sz w:val="32"/>
+          <w:szCs w:val="32"/>
+          <w:highlight w:val="blue"/>
+          <w:u w:val="single"/>
+        </w:rPr>
+        <w:t>s</w:t>
+      </w:r>
     </w:p>
     <w:p>
       <w:pPr>
         <w:pStyle w:val="a9"/>
         <w:ind w:left="1440"/>
         <w:rPr>
-          <w:rFonts w:cs="Arial" w:hint="cs"/>
+          <w:rFonts w:cs="Arial"/>
           <w:b/>
           <w:bCs/>
         </w:rPr>
@@ -6356,6 +6450,7 @@
   <w:style w:type="character" w:default="1" w:styleId="a0">
     <w:name w:val="Default Paragraph Font"/>
     <w:uiPriority w:val="1"/>
+    <w:semiHidden/>
     <w:unhideWhenUsed/>
   </w:style>
   <w:style w:type="table" w:default="1" w:styleId="a1">
